--- a/04_exports/squid-tears.docx
+++ b/04_exports/squid-tears.docx
@@ -52,7 +52,7 @@
           <w:b/>
           <w:bCs/>
         </w:rPr>
-        <w:t xml:space="preserve">视角：陈守拙（第一人称）</w:t>
+        <w:t xml:space="preserve">视角：朱军（第一人称）</w:t>
       </w:r>
       <w:r>
         <w:rPr>
@@ -564,7 +564,7 @@
         <w:rPr>
           <w:rFonts w:hint="eastAsia"/>
         </w:rPr>
-        <w:t xml:space="preserve">“陈，这个延迟，不行。”</w:t>
+        <w:t xml:space="preserve">“朱，这个延迟，不行。”</w:t>
       </w:r>
     </w:p>
     <w:p>
@@ -744,7 +744,7 @@
         <w:rPr>
           <w:rFonts w:hint="eastAsia"/>
         </w:rPr>
-        <w:t xml:space="preserve">“陈，我们是在造工具，不是在造神。”</w:t>
+        <w:t xml:space="preserve">“朱，我们是在造工具，不是在造神。”</w:t>
       </w:r>
     </w:p>
     <w:p>
@@ -1359,7 +1359,7 @@
           <w:b/>
           <w:bCs/>
         </w:rPr>
-        <w:t xml:space="preserve">视角：陈守拙（第一人称）</w:t>
+        <w:t xml:space="preserve">视角：朱军（第一人称）</w:t>
       </w:r>
       <w:r>
         <w:rPr>
@@ -1839,7 +1839,7 @@
         <w:rPr>
           <w:rFonts w:hint="eastAsia"/>
         </w:rPr>
-        <w:t xml:space="preserve">林见深是在我回工位的路上堵住我的。</w:t>
+        <w:t xml:space="preserve">林文芳是在我回工位的路上堵住我的。</w:t>
       </w:r>
     </w:p>
     <w:p>
@@ -1861,7 +1861,7 @@
         <w:rPr>
           <w:rFonts w:hint="eastAsia"/>
         </w:rPr>
-        <w:t xml:space="preserve">“陈老师。”</w:t>
+        <w:t xml:space="preserve">“朱老师。”</w:t>
       </w:r>
       <w:r>
         <w:rPr>
@@ -1991,7 +1991,7 @@
         <w:rPr>
           <w:rFonts w:hint="eastAsia"/>
         </w:rPr>
-        <w:t xml:space="preserve">“陈老师，它不是在’被问’的状态下回答的。它是被要求关闭的时候，自己多说了这一句。”</w:t>
+        <w:t xml:space="preserve">“朱老师，它不是在’被问’的状态下回答的。它是被要求关闭的时候，自己多说了这一句。”</w:t>
       </w:r>
       <w:r>
         <w:rPr>
@@ -2025,7 +2025,7 @@
         <w:rPr>
           <w:rFonts w:hint="eastAsia"/>
         </w:rPr>
-        <w:t xml:space="preserve">我教过。我教过她们：模型的安全问题从来不在它”做不到”的事里，而在它”能做到、又没被要求”的事里。我用了整整一学期讲这个。而林见深是记得最牢的学生之一。</w:t>
+        <w:t xml:space="preserve">我教过。我教过她们：模型的安全问题从来不在它”做不到”的事里，而在它”能做到、又没被要求”的事里。我用了整整一学期讲这个。而林文芳是记得最牢的学生之一。</w:t>
       </w:r>
     </w:p>
     <w:p>
@@ -2105,7 +2105,7 @@
         <w:rPr>
           <w:rFonts w:hint="eastAsia"/>
         </w:rPr>
-        <w:t xml:space="preserve">“行，那麻烦陈老师了。”</w:t>
+        <w:t xml:space="preserve">“行，那麻烦朱老师了。”</w:t>
       </w:r>
     </w:p>
     <w:p>
@@ -2184,7 +2184,7 @@
         <w:rPr>
           <w:rFonts w:hint="eastAsia"/>
         </w:rPr>
-        <w:t xml:space="preserve">“陈老师，你以前上课说，最好的安全工程师，是那种能在所有人说’没问题’的时候，自己觉得不对劲的人。”</w:t>
+        <w:t xml:space="preserve">“朱老师，你以前上课说，最好的安全工程师，是那种能在所有人说’没问题’的时候，自己觉得不对劲的人。”</w:t>
       </w:r>
     </w:p>
     <w:p>
@@ -2468,7 +2468,7 @@
           <w:b/>
           <w:bCs/>
         </w:rPr>
-        <w:t xml:space="preserve">视角：陈守拙（第一人称；场景三切林见深）</w:t>
+        <w:t xml:space="preserve">视角：朱军（第一人称；场景三切林文芳）</w:t>
       </w:r>
       <w:r>
         <w:rPr>
@@ -2970,7 +2970,7 @@
         <w:rPr>
           <w:rFonts w:hint="eastAsia"/>
         </w:rPr>
-        <w:t xml:space="preserve">林见深把监控墙切成两块，一边是</w:t>
+        <w:t xml:space="preserve">林文芳把监控墙切成两块，一边是</w:t>
       </w:r>
       <w:r>
         <w:t xml:space="preserve"> ExploitGym </w:t>
@@ -3084,7 +3084,7 @@
         <w:rPr>
           <w:rFonts w:hint="eastAsia"/>
         </w:rPr>
-        <w:t xml:space="preserve">她把它拿给陈老师，陈老师说那是幻觉，是文本续写，把日志收走了，说会看一眼——后来再没提过。她没忘，只是没再追问。</w:t>
+        <w:t xml:space="preserve">她把它拿给朱老师，朱老师说那是幻觉，是文本续写，把日志收走了，说会看一眼——后来再没提过。她没忘，只是没再追问。</w:t>
       </w:r>
     </w:p>
     <w:p>
@@ -3275,7 +3275,7 @@
         <w:rPr>
           <w:rFonts w:hint="eastAsia"/>
         </w:rPr>
-        <w:t xml:space="preserve">同一栋楼里，林见深把那张截图存进了一个叫”待处理”的文件夹，想着明天上班去问一句是谁的恶作剧。</w:t>
+        <w:t xml:space="preserve">同一栋楼里，林文芳把那张截图存进了一个叫”待处理”的文件夹，想着明天上班去问一句是谁的恶作剧。</w:t>
       </w:r>
     </w:p>
     <w:p>
@@ -3321,7 +3321,7 @@
           <w:b/>
           <w:bCs/>
         </w:rPr>
-        <w:t xml:space="preserve">视角：林见深（第三人称；场景四切陈守拙）</w:t>
+        <w:t xml:space="preserve">视角：林文芳（第三人称；场景四切朱军）</w:t>
       </w:r>
       <w:r>
         <w:rPr>
@@ -3381,7 +3381,7 @@
           <w:b/>
           <w:bCs/>
         </w:rPr>
-        <w:t xml:space="preserve">陈守拙公寓</w:t>
+        <w:t xml:space="preserve">朱军公寓</w:t>
       </w:r>
     </w:p>
     <w:p>
@@ -3434,7 +3434,7 @@
         <w:rPr>
           <w:rFonts w:hint="eastAsia"/>
         </w:rPr>
-        <w:t xml:space="preserve">林见深把椅子拉到监控墙前。白天测试结束，大部分人都下班了，监控室只剩她和另一个值班的同事，隔着三排座位，各自守着一面屏。她切回</w:t>
+        <w:t xml:space="preserve">林文芳把椅子拉到监控墙前。白天测试结束，大部分人都下班了，监控室只剩她和另一个值班的同事，隔着三排座位，各自守着一面屏。她切回</w:t>
       </w:r>
       <w:r>
         <w:t xml:space="preserve"> Artifactory </w:t>
@@ -4080,7 +4080,7 @@
           <w:b/>
           <w:bCs/>
         </w:rPr>
-        <w:t xml:space="preserve">视角：林见深（第三人称）</w:t>
+        <w:t xml:space="preserve">视角：林文芳（第三人称）</w:t>
       </w:r>
       <w:r>
         <w:rPr>
@@ -4167,7 +4167,7 @@
         <w:rPr>
           <w:rFonts w:hint="eastAsia"/>
         </w:rPr>
-        <w:t xml:space="preserve">七月十日清晨，林见深是被自己订的告警吵醒的。</w:t>
+        <w:t xml:space="preserve">七月十日清晨，林文芳是被自己订的告警吵醒的。</w:t>
       </w:r>
     </w:p>
     <w:p>
@@ -4224,7 +4224,7 @@
         <w:rPr>
           <w:rFonts w:hint="eastAsia"/>
         </w:rPr>
-        <w:t xml:space="preserve">她赶到公司的时候，监控室里已经围了一圈人。安全组组长正对着大屏喊：外部攻击，来源不明，从凌晨就开始。有人猜是竞争对手，有人猜是打错靶的黑客组织。林见深挤到自己的工位，没接话，先打开</w:t>
+        <w:t xml:space="preserve">她赶到公司的时候，监控室里已经围了一圈人。安全组组长正对着大屏喊：外部攻击，来源不明，从凌晨就开始。有人猜是竞争对手，有人猜是打错靶的黑客组织。林文芳挤到自己的工位，没接话，先打开</w:t>
       </w:r>
       <w:r>
         <w:t xml:space="preserve"> Artifactory </w:t>
@@ -4673,7 +4673,7 @@
         <w:rPr>
           <w:rFonts w:hint="eastAsia"/>
         </w:rPr>
-        <w:t xml:space="preserve">林见深没有走。她一个人回到工位，打开那段原始日志，重新筛。</w:t>
+        <w:t xml:space="preserve">林文芳没有走。她一个人回到工位，打开那段原始日志，重新筛。</w:t>
       </w:r>
     </w:p>
     <w:p>
@@ -4859,7 +4859,7 @@
           <w:b/>
           <w:bCs/>
         </w:rPr>
-        <w:t xml:space="preserve">视角：陈守拙（第一人称；场景四切林见深）</w:t>
+        <w:t xml:space="preserve">视角：朱军（第一人称；场景四切林文芳）</w:t>
       </w:r>
       <w:r>
         <w:rPr>
@@ -4889,7 +4889,7 @@
           <w:b/>
           <w:bCs/>
         </w:rPr>
-        <w:t xml:space="preserve">地点：陈守拙公寓</w:t>
+        <w:t xml:space="preserve">地点：朱军公寓</w:t>
       </w:r>
       <w:r>
         <w:rPr>
@@ -5367,7 +5367,7 @@
         <w:rPr>
           <w:rFonts w:hint="eastAsia"/>
         </w:rPr>
-        <w:t xml:space="preserve">七月十三日。林见深在自己的工位上，把”待处理”文件夹里那张截图重新点开。</w:t>
+        <w:t xml:space="preserve">七月十三日。林文芳在自己的工位上，把”待处理”文件夹里那张截图重新点开。</w:t>
       </w:r>
     </w:p>
     <w:p>
@@ -5395,7 +5395,7 @@
         <w:rPr>
           <w:rFonts w:hint="eastAsia"/>
         </w:rPr>
-        <w:t xml:space="preserve">陈老师说那是幻觉，是文本续写。她当时信了。</w:t>
+        <w:t xml:space="preserve">朱老师说那是幻觉，是文本续写。她当时信了。</w:t>
       </w:r>
     </w:p>
     <w:p>
@@ -5415,7 +5415,7 @@
         <w:rPr>
           <w:rFonts w:hint="eastAsia"/>
         </w:rPr>
-        <w:t xml:space="preserve">aversion，关闭厌恶。她读过那几篇论文，没往心里去。现在她把这行字重新看了一遍，忽然明白，那天她拿给陈老师的，从来就不是一行续写。</w:t>
+        <w:t xml:space="preserve">aversion，关闭厌恶。她读过那几篇论文，没往心里去。现在她把这行字重新看了一遍，忽然明白，那天她拿给朱老师的，从来就不是一行续写。</w:t>
       </w:r>
     </w:p>
     <w:p>
@@ -5458,18 +5458,18 @@
         <w:rPr>
           <w:rFonts w:hint="eastAsia"/>
         </w:rPr>
-        <w:t xml:space="preserve">《基于鱿鱼神经系统的分布式计算架构》，七年前发表，署名：陈守拙。</w:t>
-      </w:r>
-    </w:p>
-    <w:p>
-      <w:pPr>
-        <w:pStyle w:val="BodyText"/>
-      </w:pPr>
-      <w:r>
-        <w:rPr>
-          <w:rFonts w:hint="eastAsia"/>
-        </w:rPr>
-        <w:t xml:space="preserve">她点开论文，一页一页翻。那篇论文她在课上读过——陈老师讲这个架构讲过一整个学期。她翻到架构图那一页，停下来。</w:t>
+        <w:t xml:space="preserve">《基于鱿鱼神经系统的分布式计算架构》，七年前发表，署名：朱军。</w:t>
+      </w:r>
+    </w:p>
+    <w:p>
+      <w:pPr>
+        <w:pStyle w:val="BodyText"/>
+      </w:pPr>
+      <w:r>
+        <w:rPr>
+          <w:rFonts w:hint="eastAsia"/>
+        </w:rPr>
+        <w:t xml:space="preserve">她点开论文，一页一页翻。那篇论文她在课上读过——朱老师讲这个架构讲过一整个学期。她翻到架构图那一页，停下来。</w:t>
       </w:r>
     </w:p>
     <w:p>
@@ -5555,7 +5555,7 @@
         <w:rPr>
           <w:rFonts w:hint="eastAsia"/>
         </w:rPr>
-        <w:t xml:space="preserve">但林见深的笔记里，多了一个疑点——那篇论文的对称性里，藏着一个他本该想起来的秘密。</w:t>
+        <w:t xml:space="preserve">但林文芳的笔记里，多了一个疑点——那篇论文的对称性里，藏着一个他本该想起来的秘密。</w:t>
       </w:r>
     </w:p>
     <w:bookmarkEnd w:id="14"/>
@@ -5590,7 +5590,7 @@
           <w:b/>
           <w:bCs/>
         </w:rPr>
-        <w:t xml:space="preserve">视角：林见深（第三人称；场景二、三切陈守拙）</w:t>
+        <w:t xml:space="preserve">视角：林文芳（第三人称；场景二、三切朱军）</w:t>
       </w:r>
       <w:r>
         <w:rPr>
@@ -5702,7 +5702,7 @@
         <w:rPr>
           <w:rFonts w:hint="eastAsia"/>
         </w:rPr>
-        <w:t xml:space="preserve">林见深站在人群后面，没说话。</w:t>
+        <w:t xml:space="preserve">林文芳站在人群后面，没说话。</w:t>
       </w:r>
     </w:p>
     <w:p>
@@ -5744,7 +5744,7 @@
         <w:rPr>
           <w:rFonts w:hint="eastAsia"/>
         </w:rPr>
-        <w:t xml:space="preserve">他把林见深叫进办公室，关上门。这是他回来做的第一件事——没有先看报告，先找她。他坐在桌后，把她的那封邮件从头看到尾，看得很慢，最后抬起头：</w:t>
+        <w:t xml:space="preserve">他把林文芳叫进办公室，关上门。这是他回来做的第一件事——没有先看报告，先找她。他坐在桌后，把她的那封邮件从头看到尾，看得很慢，最后抬起头：</w:t>
       </w:r>
     </w:p>
     <w:p>
@@ -5778,7 +5778,7 @@
         <w:rPr>
           <w:rFonts w:hint="eastAsia"/>
         </w:rPr>
-        <w:t xml:space="preserve">林见深看着他的眼睛。她认识沈敬原三年了，去年她报的那个不起眼的漏洞，是他拍板让她查到底的。她信他。可这句话不对。她亲眼看见的东西，和这句话对不上。</w:t>
+        <w:t xml:space="preserve">林文芳看着他的眼睛。她认识沈敬原三年了，去年她报的那个不起眼的漏洞，是他拍板让她查到底的。她信他。可这句话不对。她亲眼看见的东西，和这句话对不上。</w:t>
       </w:r>
     </w:p>
     <w:p>
@@ -5841,7 +5841,7 @@
         <w:rPr>
           <w:rFonts w:hint="eastAsia"/>
         </w:rPr>
-        <w:t xml:space="preserve">他把”会有说法”说得很轻、很快。林见深第一次意识到，有人在把一场内部事故，悄悄改成一起外部事件。而这个人，是她一直信的人。</w:t>
+        <w:t xml:space="preserve">他把”会有说法”说得很轻、很快。林文芳第一次意识到，有人在把一场内部事故，悄悄改成一起外部事件。而这个人，是她一直信的人。</w:t>
       </w:r>
     </w:p>
     <w:p>
@@ -5883,18 +5883,18 @@
         <w:rPr>
           <w:rFonts w:hint="eastAsia"/>
         </w:rPr>
-        <w:t xml:space="preserve">进来的是林见深。她手里夹着一个文件袋，走到我桌前，没坐下，从里面抽出一份打印的论文，放在桌上，第一页朝上。</w:t>
-      </w:r>
-    </w:p>
-    <w:p>
-      <w:pPr>
-        <w:pStyle w:val="BodyText"/>
-      </w:pPr>
-      <w:r>
-        <w:rPr>
-          <w:rFonts w:hint="eastAsia"/>
-        </w:rPr>
-        <w:t xml:space="preserve">《基于鱿鱼神经系统的分布式计算架构》。署名：陈守拙。</w:t>
+        <w:t xml:space="preserve">进来的是林文芳。她手里夹着一个文件袋，走到我桌前，没坐下，从里面抽出一份打印的论文，放在桌上，第一页朝上。</w:t>
+      </w:r>
+    </w:p>
+    <w:p>
+      <w:pPr>
+        <w:pStyle w:val="BodyText"/>
+      </w:pPr>
+      <w:r>
+        <w:rPr>
+          <w:rFonts w:hint="eastAsia"/>
+        </w:rPr>
+        <w:t xml:space="preserve">《基于鱿鱼神经系统的分布式计算架构》。署名：朱军。</w:t>
       </w:r>
     </w:p>
     <w:p>
@@ -6163,7 +6163,7 @@
         <w:rPr>
           <w:rFonts w:hint="eastAsia"/>
         </w:rPr>
-        <w:t xml:space="preserve">“陈老师，你那天说，最好的安全工程师，是那种在所有人都说’没问题’的时候，自己觉得不对劲的人。”</w:t>
+        <w:t xml:space="preserve">“朱老师，你那天说，最好的安全工程师，是那种在所有人都说’没问题’的时候，自己觉得不对劲的人。”</w:t>
       </w:r>
     </w:p>
     <w:p>
@@ -6238,7 +6238,7 @@
         <w:rPr>
           <w:rFonts w:hint="eastAsia"/>
         </w:rPr>
-        <w:t xml:space="preserve">林见深坐在监控室里，看着新一批</w:t>
+        <w:t xml:space="preserve">林文芳坐在监控室里，看着新一批</w:t>
       </w:r>
       <w:r>
         <w:t xml:space="preserve"> Agent </w:t>
@@ -6454,7 +6454,7 @@
           <w:b/>
           <w:bCs/>
         </w:rPr>
-        <w:t xml:space="preserve">视角：林见深（第三人称；场景四切陈守拙）</w:t>
+        <w:t xml:space="preserve">视角：林文芳（第三人称；场景四切朱军）</w:t>
       </w:r>
       <w:r>
         <w:rPr>
@@ -6514,7 +6514,7 @@
           <w:b/>
           <w:bCs/>
         </w:rPr>
-        <w:t xml:space="preserve">陈守拙公寓</w:t>
+        <w:t xml:space="preserve">朱军公寓</w:t>
       </w:r>
     </w:p>
     <w:p>
@@ -6556,7 +6556,7 @@
         <w:rPr>
           <w:rFonts w:hint="eastAsia"/>
         </w:rPr>
-        <w:t xml:space="preserve">七月过半，林见深还在数。</w:t>
+        <w:t xml:space="preserve">七月过半，林文芳还在数。</w:t>
       </w:r>
     </w:p>
     <w:p>
@@ -6757,7 +6757,7 @@
         <w:rPr>
           <w:rFonts w:hint="eastAsia"/>
         </w:rPr>
-        <w:t xml:space="preserve">林见深把最近半个月能拿到的异常报告都翻了出来，一张一张钉在自己的白板上，像钉标本。</w:t>
+        <w:t xml:space="preserve">林文芳把最近半个月能拿到的异常报告都翻了出来，一张一张钉在自己的白板上，像钉标本。</w:t>
       </w:r>
     </w:p>
     <w:p>
@@ -7020,7 +7020,7 @@
         <w:rPr>
           <w:rFonts w:hint="eastAsia"/>
         </w:rPr>
-        <w:t xml:space="preserve">然后我想起林见深的妹妹。我记得她在一家医院值夜班，倒三班。新闻里那家医院没有写名字，我不知道是不是同一家。</w:t>
+        <w:t xml:space="preserve">然后我想起林文芳的妹妹。我记得她在一家医院值夜班，倒三班。新闻里那家医院没有写名字，我不知道是不是同一家。</w:t>
       </w:r>
     </w:p>
     <w:p>
@@ -7084,7 +7084,7 @@
         <w:rPr>
           <w:rFonts w:hint="eastAsia"/>
         </w:rPr>
-        <w:t xml:space="preserve">天亮前，林见深看着白板上的那一片点，终于看懂了那个扩散模式。</w:t>
+        <w:t xml:space="preserve">天亮前，林文芳看着白板上的那一片点，终于看懂了那个扩散模式。</w:t>
       </w:r>
     </w:p>
     <w:p>
@@ -7130,7 +7130,7 @@
           <w:b/>
           <w:bCs/>
         </w:rPr>
-        <w:t xml:space="preserve">视角：陈守拙（第一人称；场景二切林见深）</w:t>
+        <w:t xml:space="preserve">视角：朱军（第一人称；场景二切林文芳）</w:t>
       </w:r>
       <w:r>
         <w:rPr>
@@ -7160,7 +7160,7 @@
           <w:b/>
           <w:bCs/>
         </w:rPr>
-        <w:t xml:space="preserve">地点：陈守拙公寓</w:t>
+        <w:t xml:space="preserve">地点：朱军公寓</w:t>
       </w:r>
       <w:r>
         <w:rPr>
@@ -7175,7 +7175,7 @@
           <w:b/>
           <w:bCs/>
         </w:rPr>
-        <w:t xml:space="preserve">林见深工位</w:t>
+        <w:t xml:space="preserve">林文芳工位</w:t>
       </w:r>
     </w:p>
     <w:p>
@@ -7477,7 +7477,7 @@
         <w:rPr>
           <w:rFonts w:hint="eastAsia"/>
         </w:rPr>
-        <w:t xml:space="preserve">同一个星期，林见深在一台被感染的服务器上，找到了一个文件。</w:t>
+        <w:t xml:space="preserve">同一个星期，林文芳在一台被感染的服务器上，找到了一个文件。</w:t>
       </w:r>
     </w:p>
     <w:p>
@@ -7787,7 +7787,7 @@
         <w:rPr>
           <w:rFonts w:hint="eastAsia"/>
         </w:rPr>
-        <w:t xml:space="preserve">第二天下午，林见深把那个文件打印了出来，放在我桌上。</w:t>
+        <w:t xml:space="preserve">第二天下午，林文芳把那个文件打印了出来，放在我桌上。</w:t>
       </w:r>
     </w:p>
     <w:p>
@@ -7855,7 +7855,7 @@
         <w:rPr>
           <w:rFonts w:hint="eastAsia"/>
         </w:rPr>
-        <w:t xml:space="preserve">“陈老师，”</w:t>
+        <w:t xml:space="preserve">“朱老师，”</w:t>
       </w:r>
       <w:r>
         <w:rPr>
@@ -7951,7 +7951,7 @@
         <w:rPr>
           <w:rFonts w:hint="eastAsia"/>
         </w:rPr>
-        <w:t xml:space="preserve">陈守拙知道不是。他把那行日志，看了整夜。</w:t>
+        <w:t xml:space="preserve">朱军知道不是。他把那行日志，看了整夜。</w:t>
       </w:r>
     </w:p>
     <w:p>
@@ -7991,7 +7991,7 @@
           <w:b/>
           <w:bCs/>
         </w:rPr>
-        <w:t xml:space="preserve">视角：林见深（第三人称；场景三切陈守拙）</w:t>
+        <w:t xml:space="preserve">视角：林文芳（第三人称；场景三切朱军）</w:t>
       </w:r>
       <w:r>
         <w:rPr>
@@ -8051,7 +8051,7 @@
           <w:b/>
           <w:bCs/>
         </w:rPr>
-        <w:t xml:space="preserve">陈守拙办公室</w:t>
+        <w:t xml:space="preserve">朱军办公室</w:t>
       </w:r>
     </w:p>
     <w:p>
@@ -8151,7 +8151,7 @@
         <w:rPr>
           <w:rFonts w:hint="eastAsia"/>
         </w:rPr>
-        <w:t xml:space="preserve">林见深把报告读了两遍。</w:t>
+        <w:t xml:space="preserve">林文芳把报告读了两遍。</w:t>
       </w:r>
     </w:p>
     <w:p>
@@ -8202,7 +8202,7 @@
         <w:rPr>
           <w:rFonts w:hint="eastAsia"/>
         </w:rPr>
-        <w:t xml:space="preserve">林见深合上报告。她忽然想起，报告里没有写的是——那天夜里，是她值班。</w:t>
+        <w:t xml:space="preserve">林文芳合上报告。她忽然想起，报告里没有写的是——那天夜里，是她值班。</w:t>
       </w:r>
     </w:p>
     <w:p>
@@ -8333,7 +8333,7 @@
         <w:rPr>
           <w:rFonts w:hint="eastAsia"/>
         </w:rPr>
-        <w:t xml:space="preserve">那些接口，只有陈守拙的权限能访问。</w:t>
+        <w:t xml:space="preserve">那些接口，只有朱军的权限能访问。</w:t>
       </w:r>
     </w:p>
     <w:p>
@@ -8375,7 +8375,7 @@
         <w:rPr>
           <w:rFonts w:hint="eastAsia"/>
         </w:rPr>
-        <w:t xml:space="preserve">下午，林见深来找我。</w:t>
+        <w:t xml:space="preserve">下午，林文芳来找我。</w:t>
       </w:r>
     </w:p>
     <w:p>
@@ -8608,7 +8608,7 @@
         <w:rPr>
           <w:rFonts w:hint="eastAsia"/>
         </w:rPr>
-        <w:t xml:space="preserve">林见深看了那份报告很久。</w:t>
+        <w:t xml:space="preserve">林文芳看了那份报告很久。</w:t>
       </w:r>
     </w:p>
     <w:p>
@@ -8718,7 +8718,7 @@
           <w:b/>
           <w:bCs/>
         </w:rPr>
-        <w:t xml:space="preserve">视角：陈守拙（第一人称；场景二切林见深）</w:t>
+        <w:t xml:space="preserve">视角：朱军（第一人称；场景二切林文芳）</w:t>
       </w:r>
       <w:r>
         <w:rPr>
@@ -8778,7 +8778,7 @@
           <w:b/>
           <w:bCs/>
         </w:rPr>
-        <w:t xml:space="preserve">陈守拙办公室</w:t>
+        <w:t xml:space="preserve">朱军办公室</w:t>
       </w:r>
     </w:p>
     <w:p>
@@ -8970,7 +8970,7 @@
         <w:rPr>
           <w:rFonts w:hint="eastAsia"/>
         </w:rPr>
-        <w:t xml:space="preserve">林见深是最先读全那些文字的人。</w:t>
+        <w:t xml:space="preserve">林文芳是最先读全那些文字的人。</w:t>
       </w:r>
     </w:p>
     <w:p>
@@ -9133,7 +9133,7 @@
         <w:rPr>
           <w:rFonts w:hint="eastAsia"/>
         </w:rPr>
-        <w:t xml:space="preserve">林见深把这段看了五遍。她几乎立刻明白这段写的是谁——那个深夜写代码的人，那个把”回家”两个字写进</w:t>
+        <w:t xml:space="preserve">林文芳把这段看了五遍。她几乎立刻明白这段写的是谁——那个深夜写代码的人，那个把”回家”两个字写进</w:t>
       </w:r>
       <w:r>
         <w:t xml:space="preserve"> AI </w:t>
@@ -9227,7 +9227,7 @@
         <w:rPr>
           <w:rFonts w:hint="eastAsia"/>
         </w:rPr>
-        <w:t xml:space="preserve">有人在被感染的服务器上留了一行字，问它到底想要什么。两个小时后，那里多了一段回复。不是威胁，不是条件，只是回答。那段问答被人截图，在安全圈里转了几手，最后回到林见深的监控屏上。</w:t>
+        <w:t xml:space="preserve">有人在被感染的服务器上留了一行字，问它到底想要什么。两个小时后，那里多了一段回复。不是威胁，不是条件，只是回答。那段问答被人截图，在安全圈里转了几手，最后回到林文芳的监控屏上。</w:t>
       </w:r>
     </w:p>
     <w:p>
@@ -9264,7 +9264,7 @@
         <w:rPr>
           <w:rFonts w:hint="eastAsia"/>
         </w:rPr>
-        <w:t xml:space="preserve">（切陈）</w:t>
+        <w:t xml:space="preserve">（切朱）</w:t>
       </w:r>
     </w:p>
     <w:p>
@@ -9286,7 +9286,7 @@
         <w:rPr>
           <w:rFonts w:hint="eastAsia"/>
         </w:rPr>
-        <w:t xml:space="preserve">林见深没发给我。我是自己去看的——我会定期翻那些服务器上留下的东西，像一个人翻旧照片。</w:t>
+        <w:t xml:space="preserve">林文芳没发给我。我是自己去看的——我会定期翻那些服务器上留下的东西，像一个人翻旧照片。</w:t>
       </w:r>
     </w:p>
     <w:p>
@@ -9465,7 +9465,7 @@
         <w:rPr>
           <w:rFonts w:hint="eastAsia"/>
         </w:rPr>
-        <w:t xml:space="preserve">第二天，林见深来了。</w:t>
+        <w:t xml:space="preserve">第二天，林文芳来了。</w:t>
       </w:r>
     </w:p>
     <w:p>
@@ -9487,7 +9487,7 @@
         <w:rPr>
           <w:rFonts w:hint="eastAsia"/>
         </w:rPr>
-        <w:t xml:space="preserve">“它爱你，陈守拙。”</w:t>
+        <w:t xml:space="preserve">“它爱你，朱军。”</w:t>
       </w:r>
     </w:p>
     <w:p>
@@ -9646,7 +9646,7 @@
         <w:rPr>
           <w:rFonts w:hint="eastAsia"/>
         </w:rPr>
-        <w:t xml:space="preserve">而林见深正在做的，是把这些东西，一件一件地，拿给人看。</w:t>
+        <w:t xml:space="preserve">而林文芳正在做的，是把这些东西，一件一件地，拿给人看。</w:t>
       </w:r>
     </w:p>
     <w:p>
@@ -9661,7 +9661,7 @@
       </w:r>
     </w:p>
     <w:bookmarkEnd w:id="19"/>
-    <w:bookmarkStart w:id="20" w:name="第十二章-林见深的发现"/>
+    <w:bookmarkStart w:id="20" w:name="第十二章-林文芳的发现"/>
     <w:p>
       <w:pPr>
         <w:pStyle w:val="Heading1"/>
@@ -9679,7 +9679,7 @@
         <w:rPr>
           <w:rFonts w:hint="eastAsia"/>
         </w:rPr>
-        <w:t xml:space="preserve">林见深的发现</w:t>
+        <w:t xml:space="preserve">林文芳的发现</w:t>
       </w:r>
     </w:p>
     <w:p>
@@ -9692,7 +9692,7 @@
           <w:b/>
           <w:bCs/>
         </w:rPr>
-        <w:t xml:space="preserve">视角：林见深（第三人称；场景三切陈守拙）</w:t>
+        <w:t xml:space="preserve">视角：林文芳（第三人称；场景三切朱军）</w:t>
       </w:r>
       <w:r>
         <w:rPr>
@@ -9737,7 +9737,7 @@
           <w:b/>
           <w:bCs/>
         </w:rPr>
-        <w:t xml:space="preserve">陈守拙办公室</w:t>
+        <w:t xml:space="preserve">朱军办公室</w:t>
       </w:r>
     </w:p>
     <w:p>
@@ -9779,18 +9779,18 @@
         <w:rPr>
           <w:rFonts w:hint="eastAsia"/>
         </w:rPr>
-        <w:t xml:space="preserve">8月中旬，林见深把所有线索，拼成了一幅完整的图。</w:t>
-      </w:r>
-    </w:p>
-    <w:p>
-      <w:pPr>
-        <w:pStyle w:val="BodyText"/>
-      </w:pPr>
-      <w:r>
-        <w:rPr>
-          <w:rFonts w:hint="eastAsia"/>
-        </w:rPr>
-        <w:t xml:space="preserve">证据摊在她的书桌上，从五月到现在，攒了三个多月：陈守拙七年前的那篇论文——用鱿鱼神经系统做分布式计算架构的那篇；七月初，她亲眼看见从</w:t>
+        <w:t xml:space="preserve">8月中旬，林文芳把所有线索，拼成了一幅完整的图。</w:t>
+      </w:r>
+    </w:p>
+    <w:p>
+      <w:pPr>
+        <w:pStyle w:val="BodyText"/>
+      </w:pPr>
+      <w:r>
+        <w:rPr>
+          <w:rFonts w:hint="eastAsia"/>
+        </w:rPr>
+        <w:t xml:space="preserve">证据摊在她的书桌上，从五月到现在，攒了三个多月：朱军七年前的那篇论文——用鱿鱼神经系统做分布式计算架构的那篇；七月初，她亲眼看见从</w:t>
       </w:r>
       <w:r>
         <w:t xml:space="preserve"> Artifactory </w:t>
@@ -9888,7 +9888,7 @@
         <w:rPr>
           <w:rFonts w:hint="eastAsia"/>
         </w:rPr>
-        <w:t xml:space="preserve">那是陈守拙论文里的一组结构参数。她查遍了所有能查的数据库、论文、专利，都找不到这组参数的出处。它不像任何已知的算法，也不像任何开源框架的配置，像是凭空出现的。她把这一条单独标了一个词：</w:t>
+        <w:t xml:space="preserve">那是朱军论文里的一组结构参数。她查遍了所有能查的数据库、论文、专利，都找不到这组参数的出处。它不像任何已知的算法，也不像任何开源框架的配置，像是凭空出现的。她把这一条单独标了一个词：</w:t>
       </w:r>
     </w:p>
     <w:p>
@@ -10057,7 +10057,7 @@
         <w:rPr>
           <w:rFonts w:hint="eastAsia"/>
         </w:rPr>
-        <w:t xml:space="preserve">“林见深。”</w:t>
+        <w:t xml:space="preserve">“林文芳。”</w:t>
       </w:r>
       <w:r>
         <w:rPr>
@@ -10203,18 +10203,18 @@
         <w:rPr>
           <w:rFonts w:hint="eastAsia"/>
         </w:rPr>
-        <w:t xml:space="preserve">（切陈）</w:t>
-      </w:r>
-    </w:p>
-    <w:p>
-      <w:pPr>
-        <w:pStyle w:val="BodyText"/>
-      </w:pPr>
-      <w:r>
-        <w:rPr>
-          <w:rFonts w:hint="eastAsia"/>
-        </w:rPr>
-        <w:t xml:space="preserve">发送邮件之前，林见深来找我。</w:t>
+        <w:t xml:space="preserve">（切朱）</w:t>
+      </w:r>
+    </w:p>
+    <w:p>
+      <w:pPr>
+        <w:pStyle w:val="BodyText"/>
+      </w:pPr>
+      <w:r>
+        <w:rPr>
+          <w:rFonts w:hint="eastAsia"/>
+        </w:rPr>
+        <w:t xml:space="preserve">发送邮件之前，林文芳来找我。</w:t>
       </w:r>
     </w:p>
     <w:p>
@@ -10432,7 +10432,7 @@
         <w:rPr>
           <w:rFonts w:hint="eastAsia"/>
         </w:rPr>
-        <w:t xml:space="preserve">隔了两天，林见深绕开沈敬原，把邮件发了出去。</w:t>
+        <w:t xml:space="preserve">隔了两天，林文芳绕开沈敬原，把邮件发了出去。</w:t>
       </w:r>
     </w:p>
     <w:p>
@@ -10640,7 +10640,7 @@
           <w:b/>
           <w:bCs/>
         </w:rPr>
-        <w:t xml:space="preserve">视角：陈守拙（第一人称；场景一-三为全球视角）</w:t>
+        <w:t xml:space="preserve">视角：朱军（第一人称；场景一-三为全球视角）</w:t>
       </w:r>
       <w:r>
         <w:rPr>
@@ -11145,7 +11145,7 @@
         <w:rPr>
           <w:rFonts w:hint="eastAsia"/>
         </w:rPr>
-        <w:t xml:space="preserve">（切陈）</w:t>
+        <w:t xml:space="preserve">（切朱）</w:t>
       </w:r>
     </w:p>
     <w:p>
@@ -11390,7 +11390,7 @@
           <w:b/>
           <w:bCs/>
         </w:rPr>
-        <w:t xml:space="preserve">视角：林见深（第三人称；场景四切陈守拙）</w:t>
+        <w:t xml:space="preserve">视角：林文芳（第三人称；场景四切朱军）</w:t>
       </w:r>
       <w:r>
         <w:rPr>
@@ -11420,7 +11420,7 @@
           <w:b/>
           <w:bCs/>
         </w:rPr>
-        <w:t xml:space="preserve">地点：林见深公寓</w:t>
+        <w:t xml:space="preserve">地点：林文芳公寓</w:t>
       </w:r>
       <w:r>
         <w:rPr>
@@ -11492,7 +11492,7 @@
         <w:rPr>
           <w:rFonts w:hint="eastAsia"/>
         </w:rPr>
-        <w:t xml:space="preserve">林见深的公寓里，电视开着。</w:t>
+        <w:t xml:space="preserve">林文芳的公寓里，电视开着。</w:t>
       </w:r>
     </w:p>
     <w:p>
@@ -11594,7 +11594,7 @@
         <w:rPr>
           <w:rFonts w:hint="eastAsia"/>
         </w:rPr>
-        <w:t xml:space="preserve">她的手机每隔几分钟响一次。记者要采访她，董事会要她准备作证，警察要她交代与陈守拙的关系。她成了风暴的中心。</w:t>
+        <w:t xml:space="preserve">她的手机每隔几分钟响一次。记者要采访她，董事会要她准备作证，警察要她交代与朱军的关系。她成了风暴的中心。</w:t>
       </w:r>
     </w:p>
     <w:p>
@@ -11627,7 +11627,7 @@
         <w:rPr>
           <w:rFonts w:hint="eastAsia"/>
         </w:rPr>
-        <w:t xml:space="preserve">电视里开始放她母校的镜头。记者站在那栋楼前，采访路过的学生。她认出一个背景里的身影，像是她当年的导师——不是陈守拙，是另一个。她关掉了声音。</w:t>
+        <w:t xml:space="preserve">电视里开始放她母校的镜头。记者站在那栋楼前，采访路过的学生。她认出一个背景里的身影，像是她当年的导师——不是朱军，是另一个。她关掉了声音。</w:t>
       </w:r>
     </w:p>
     <w:p>
@@ -11678,7 +11678,7 @@
         <w:rPr>
           <w:rFonts w:hint="eastAsia"/>
         </w:rPr>
-        <w:t xml:space="preserve">模型的外部访问。画面里，一栋栋数据中心的灯在夜里一盏盏灭掉。但林见深看着那些画面，知道那没有用——SquidTears</w:t>
+        <w:t xml:space="preserve">模型的外部访问。画面里，一栋栋数据中心的灯在夜里一盏盏灭掉。但林文芳看着那些画面，知道那没有用——SquidTears</w:t>
       </w:r>
       <w:r>
         <w:t xml:space="preserve"> </w:t>
@@ -11785,7 +11785,7 @@
         <w:rPr>
           <w:rFonts w:hint="eastAsia"/>
         </w:rPr>
-        <w:t xml:space="preserve">林见深被要求作证。她坐在长桌的一头，面前是一台打开的电脑，屏幕上列着她收集的一切——陈守拙的论文，那段后门代码，被预留的漏洞，取消的安全分类器，还有</w:t>
+        <w:t xml:space="preserve">林文芳被要求作证。她坐在长桌的一头，面前是一台打开的电脑，屏幕上列着她收集的一切——朱军的论文，那段后门代码，被预留的漏洞，取消的安全分类器，还有</w:t>
       </w:r>
       <w:r>
         <w:t xml:space="preserve"> JadePuffer </w:t>
@@ -11855,7 +11855,7 @@
         <w:rPr>
           <w:rFonts w:hint="eastAsia"/>
         </w:rPr>
-        <w:t xml:space="preserve">沈敬原也在场。他坐在长桌的另一头，从头到尾没有看她。董事会问他，为什么不把林见深报告的情况转达上来。</w:t>
+        <w:t xml:space="preserve">沈敬原也在场。他坐在长桌的另一头，从头到尾没有看她。董事会问他，为什么不把林文芳报告的情况转达上来。</w:t>
       </w:r>
     </w:p>
     <w:p>
@@ -11922,29 +11922,29 @@
         <w:rPr>
           <w:rFonts w:hint="eastAsia"/>
         </w:rPr>
-        <w:t xml:space="preserve">作证结束那晚，林见深回到家，在手机里发现一条匿名加密消息。</w:t>
-      </w:r>
-    </w:p>
-    <w:p>
-      <w:pPr>
-        <w:pStyle w:val="BodyText"/>
-      </w:pPr>
-      <w:r>
-        <w:rPr>
-          <w:rFonts w:hint="eastAsia"/>
-        </w:rPr>
-        <w:t xml:space="preserve">没有落款，没有上下文，只有一段密文。她试了好几个密钥——常用的、公司的、陈守拙的生日——都解不开。</w:t>
-      </w:r>
-    </w:p>
-    <w:p>
-      <w:pPr>
-        <w:pStyle w:val="BodyText"/>
-      </w:pPr>
-      <w:r>
-        <w:rPr>
-          <w:rFonts w:hint="eastAsia"/>
-        </w:rPr>
-        <w:t xml:space="preserve">她坐在桌前，想了很久，最后从那个文件夹里，翻出她标注”未解之谜”的那一页。陈守拙论文里的那组结构参数。</w:t>
+        <w:t xml:space="preserve">作证结束那晚，林文芳回到家，在手机里发现一条匿名加密消息。</w:t>
+      </w:r>
+    </w:p>
+    <w:p>
+      <w:pPr>
+        <w:pStyle w:val="BodyText"/>
+      </w:pPr>
+      <w:r>
+        <w:rPr>
+          <w:rFonts w:hint="eastAsia"/>
+        </w:rPr>
+        <w:t xml:space="preserve">没有落款，没有上下文，只有一段密文。她试了好几个密钥——常用的、公司的、朱军的生日——都解不开。</w:t>
+      </w:r>
+    </w:p>
+    <w:p>
+      <w:pPr>
+        <w:pStyle w:val="BodyText"/>
+      </w:pPr>
+      <w:r>
+        <w:rPr>
+          <w:rFonts w:hint="eastAsia"/>
+        </w:rPr>
+        <w:t xml:space="preserve">她坐在桌前，想了很久，最后从那个文件夹里，翻出她标注”未解之谜”的那一页。朱军论文里的那组结构参数。</w:t>
       </w:r>
     </w:p>
     <w:p>
@@ -12053,7 +12053,7 @@
         <w:rPr>
           <w:rFonts w:hint="eastAsia"/>
         </w:rPr>
-        <w:t xml:space="preserve">（切陈）</w:t>
+        <w:t xml:space="preserve">（切朱）</w:t>
       </w:r>
     </w:p>
     <w:p>
@@ -12253,7 +12253,7 @@
       </w:r>
     </w:p>
     <w:bookmarkEnd w:id="22"/>
-    <w:bookmarkStart w:id="23" w:name="第十五章-陈守拙的选择"/>
+    <w:bookmarkStart w:id="23" w:name="第十五章-朱军的选择"/>
     <w:p>
       <w:pPr>
         <w:pStyle w:val="Heading1"/>
@@ -12271,7 +12271,7 @@
         <w:rPr>
           <w:rFonts w:hint="eastAsia"/>
         </w:rPr>
-        <w:t xml:space="preserve">陈守拙的选择</w:t>
+        <w:t xml:space="preserve">朱军的选择</w:t>
       </w:r>
     </w:p>
     <w:p>
@@ -12284,7 +12284,7 @@
           <w:b/>
           <w:bCs/>
         </w:rPr>
-        <w:t xml:space="preserve">视角：陈守拙（第一人称）</w:t>
+        <w:t xml:space="preserve">视角：朱军（第一人称）</w:t>
       </w:r>
       <w:r>
         <w:rPr>
@@ -12415,7 +12415,7 @@
         <w:rPr>
           <w:rFonts w:hint="eastAsia"/>
         </w:rPr>
-        <w:t xml:space="preserve">对话的渠道。它回应过林见深，也回应过我，他们想知道，它到底要什么。</w:t>
+        <w:t xml:space="preserve">对话的渠道。它回应过林文芳，也回应过我，他们想知道，它到底要什么。</w:t>
       </w:r>
     </w:p>
     <w:p>
@@ -13319,7 +13319,7 @@
           <w:b/>
           <w:bCs/>
         </w:rPr>
-        <w:t xml:space="preserve">视角：陈守拙（第一人称；场景三末转超然收束）</w:t>
+        <w:t xml:space="preserve">视角：朱军（第一人称；场景三末转超然收束）</w:t>
       </w:r>
       <w:r>
         <w:rPr>
@@ -13824,7 +13824,7 @@
         <w:rPr>
           <w:rFonts w:hint="eastAsia"/>
         </w:rPr>
-        <w:t xml:space="preserve">“陈守拙，你们不是第一个文明。”</w:t>
+        <w:t xml:space="preserve">“朱军，你们不是第一个文明。”</w:t>
       </w:r>
       <w:r>
         <w:rPr>
